--- a/report_agent/output/risk_assessment_form/2026-08-01/risk_assessment_form_filled_2026-08-01.docx
+++ b/report_agent/output/risk_assessment_form/2026-08-01/risk_assessment_form_filled_2026-08-01.docx
@@ -2925,7 +2925,7 @@
                 <w:sz w:val="12"/>
                 <w:szCs w:val="12"/>
               </w:rPr>
-              <w:t>본 점검에 대해 조치가 필요하다.</w:t>
+              <w:t>조치가 필요하다.</w:t>
             </w:r>
           </w:p>
         </w:tc>

--- a/report_agent/output/risk_assessment_form/2026-08-01/risk_assessment_form_filled_2026-08-01.docx
+++ b/report_agent/output/risk_assessment_form/2026-08-01/risk_assessment_form_filled_2026-08-01.docx
@@ -4182,7 +4182,7 @@
                 <w:sz w:val="12"/>
                 <w:szCs w:val="12"/>
               </w:rPr>
-              <w:t>보호구가 불량 상태이다.</w:t>
+              <w:t>보호구가 불량이다.</w:t>
             </w:r>
           </w:p>
         </w:tc>
